--- a/Saurabh_Kumar_Patel_Resume2026.docx
+++ b/Saurabh_Kumar_Patel_Resume2026.docx
@@ -373,7 +373,7 @@
           <w:szCs w:val="20"/>
           <w:rtl w:val="0"/>
         </w:rPr>
-        <w:t xml:space="preserve">App Developer</w:t>
+        <w:t xml:space="preserve">Full Stack Developer</w:t>
       </w:r>
       <w:r>
         <w:rPr>
